--- a/docs/studyguides/expectedvariance.docx
+++ b/docs/studyguides/expectedvariance.docx
@@ -74,10 +74,34 @@
           <w:i/>
           <w:iCs/>
         </w:rPr>
-        <w:t xml:space="preserve">and [Guide: Introduction to data analysis].</w:t>
+        <w:t xml:space="preserve">and</w:t>
+      </w:r>
+      <w:r>
+        <w:rPr>
+          <w:i/>
+          <w:iCs/>
+        </w:rPr>
+        <w:t xml:space="preserve"> </w:t>
+      </w:r>
+      <w:hyperlink r:id="rId21">
+        <w:r>
+          <w:rPr>
+            <w:rStyle w:val="Hyperlink"/>
+            <w:i/>
+            <w:iCs/>
+          </w:rPr>
+          <w:t xml:space="preserve">Guide: Introduction to data analysis</w:t>
+        </w:r>
+      </w:hyperlink>
+      <w:r>
+        <w:rPr>
+          <w:i/>
+          <w:iCs/>
+        </w:rPr>
+        <w:t xml:space="preserve">.</w:t>
       </w:r>
     </w:p>
-    <w:bookmarkStart w:id="22" w:name="introduction"/>
+    <w:bookmarkStart w:id="23" w:name="introduction"/>
     <w:p>
       <w:pPr>
         <w:pStyle w:val="Heading1"/>
@@ -124,7 +148,7 @@
       <w:r>
         <w:t xml:space="preserve"> </w:t>
       </w:r>
-      <w:hyperlink r:id="rId21">
+      <w:hyperlink r:id="rId22">
         <w:r>
           <w:rPr>
             <w:rStyle w:val="Hyperlink"/>
@@ -242,8 +266,8 @@
         <w:t xml:space="preserve">, and explains their usage and properties in probability theory. These concepts are not only found in statistics alone, but also in fields like classical and quantum mechanics, machine learning, and in decision theory.</w:t>
       </w:r>
     </w:p>
-    <w:bookmarkEnd w:id="22"/>
-    <w:bookmarkStart w:id="42" w:name="expected-value"/>
+    <w:bookmarkEnd w:id="23"/>
+    <w:bookmarkStart w:id="43" w:name="expected-value"/>
     <w:p>
       <w:pPr>
         <w:pStyle w:val="Heading1"/>
@@ -1002,18 +1026,18 @@
                 <wp:inline>
                   <wp:extent cx="152400" cy="152400"/>
                   <wp:effectExtent b="0" l="0" r="0" t="0"/>
-                  <wp:docPr descr="" title="" id="24" name="Picture"/>
+                  <wp:docPr descr="" title="" id="25" name="Picture"/>
                   <a:graphic>
                     <a:graphicData uri="http://schemas.openxmlformats.org/drawingml/2006/picture">
                       <pic:pic>
                         <pic:nvPicPr>
-                          <pic:cNvPr descr="/Applications/quarto/share/formats/docx/note.png" id="25" name="Picture"/>
+                          <pic:cNvPr descr="/Applications/quarto/share/formats/docx/note.png" id="26" name="Picture"/>
                           <pic:cNvPicPr>
                             <a:picLocks noChangeArrowheads="1" noChangeAspect="1"/>
                           </pic:cNvPicPr>
                         </pic:nvPicPr>
                         <pic:blipFill>
-                          <a:blip r:embed="rId23"/>
+                          <a:blip r:embed="rId24"/>
                           <a:stretch>
                             <a:fillRect/>
                           </a:stretch>
@@ -1746,18 +1770,18 @@
                 <wp:inline>
                   <wp:extent cx="152400" cy="152400"/>
                   <wp:effectExtent b="0" l="0" r="0" t="0"/>
-                  <wp:docPr descr="" title="" id="27" name="Picture"/>
+                  <wp:docPr descr="" title="" id="28" name="Picture"/>
                   <a:graphic>
                     <a:graphicData uri="http://schemas.openxmlformats.org/drawingml/2006/picture">
                       <pic:pic>
                         <pic:nvPicPr>
-                          <pic:cNvPr descr="/Applications/quarto/share/formats/docx/tip.png" id="28" name="Picture"/>
+                          <pic:cNvPr descr="/Applications/quarto/share/formats/docx/tip.png" id="29" name="Picture"/>
                           <pic:cNvPicPr>
                             <a:picLocks noChangeArrowheads="1" noChangeAspect="1"/>
                           </pic:cNvPicPr>
                         </pic:nvPicPr>
                         <pic:blipFill>
-                          <a:blip r:embed="rId26"/>
+                          <a:blip r:embed="rId27"/>
                           <a:stretch>
                             <a:fillRect/>
                           </a:stretch>
@@ -1881,18 +1905,18 @@
                 <wp:inline>
                   <wp:extent cx="152400" cy="152400"/>
                   <wp:effectExtent b="0" l="0" r="0" t="0"/>
-                  <wp:docPr descr="" title="" id="29" name="Picture"/>
+                  <wp:docPr descr="" title="" id="30" name="Picture"/>
                   <a:graphic>
                     <a:graphicData uri="http://schemas.openxmlformats.org/drawingml/2006/picture">
                       <pic:pic>
                         <pic:nvPicPr>
-                          <pic:cNvPr descr="/Applications/quarto/share/formats/docx/note.png" id="30" name="Picture"/>
+                          <pic:cNvPr descr="/Applications/quarto/share/formats/docx/note.png" id="31" name="Picture"/>
                           <pic:cNvPicPr>
                             <a:picLocks noChangeArrowheads="1" noChangeAspect="1"/>
                           </pic:cNvPicPr>
                         </pic:nvPicPr>
                         <pic:blipFill>
-                          <a:blip r:embed="rId23"/>
+                          <a:blip r:embed="rId24"/>
                           <a:stretch>
                             <a:fillRect/>
                           </a:stretch>
@@ -3398,18 +3422,18 @@
                 <wp:inline>
                   <wp:extent cx="152400" cy="152400"/>
                   <wp:effectExtent b="0" l="0" r="0" t="0"/>
-                  <wp:docPr descr="" title="" id="31" name="Picture"/>
+                  <wp:docPr descr="" title="" id="32" name="Picture"/>
                   <a:graphic>
                     <a:graphicData uri="http://schemas.openxmlformats.org/drawingml/2006/picture">
                       <pic:pic>
                         <pic:nvPicPr>
-                          <pic:cNvPr descr="/Applications/quarto/share/formats/docx/tip.png" id="32" name="Picture"/>
+                          <pic:cNvPr descr="/Applications/quarto/share/formats/docx/tip.png" id="33" name="Picture"/>
                           <pic:cNvPicPr>
                             <a:picLocks noChangeArrowheads="1" noChangeAspect="1"/>
                           </pic:cNvPicPr>
                         </pic:nvPicPr>
                         <pic:blipFill>
-                          <a:blip r:embed="rId26"/>
+                          <a:blip r:embed="rId27"/>
                           <a:stretch>
                             <a:fillRect/>
                           </a:stretch>
@@ -3907,18 +3931,18 @@
                 <wp:inline>
                   <wp:extent cx="152400" cy="152400"/>
                   <wp:effectExtent b="0" l="0" r="0" t="0"/>
-                  <wp:docPr descr="" title="" id="33" name="Picture"/>
+                  <wp:docPr descr="" title="" id="34" name="Picture"/>
                   <a:graphic>
                     <a:graphicData uri="http://schemas.openxmlformats.org/drawingml/2006/picture">
                       <pic:pic>
                         <pic:nvPicPr>
-                          <pic:cNvPr descr="/Applications/quarto/share/formats/docx/note.png" id="34" name="Picture"/>
+                          <pic:cNvPr descr="/Applications/quarto/share/formats/docx/note.png" id="35" name="Picture"/>
                           <pic:cNvPicPr>
                             <a:picLocks noChangeArrowheads="1" noChangeAspect="1"/>
                           </pic:cNvPicPr>
                         </pic:nvPicPr>
                         <pic:blipFill>
-                          <a:blip r:embed="rId23"/>
+                          <a:blip r:embed="rId24"/>
                           <a:stretch>
                             <a:fillRect/>
                           </a:stretch>
@@ -4404,18 +4428,18 @@
                 <wp:inline>
                   <wp:extent cx="152400" cy="152400"/>
                   <wp:effectExtent b="0" l="0" r="0" t="0"/>
-                  <wp:docPr descr="" title="" id="35" name="Picture"/>
+                  <wp:docPr descr="" title="" id="36" name="Picture"/>
                   <a:graphic>
                     <a:graphicData uri="http://schemas.openxmlformats.org/drawingml/2006/picture">
                       <pic:pic>
                         <pic:nvPicPr>
-                          <pic:cNvPr descr="/Applications/quarto/share/formats/docx/note.png" id="36" name="Picture"/>
+                          <pic:cNvPr descr="/Applications/quarto/share/formats/docx/note.png" id="37" name="Picture"/>
                           <pic:cNvPicPr>
                             <a:picLocks noChangeArrowheads="1" noChangeAspect="1"/>
                           </pic:cNvPicPr>
                         </pic:nvPicPr>
                         <pic:blipFill>
-                          <a:blip r:embed="rId23"/>
+                          <a:blip r:embed="rId24"/>
                           <a:stretch>
                             <a:fillRect/>
                           </a:stretch>
@@ -5050,7 +5074,7 @@
             <w:r>
               <w:t xml:space="preserve"> </w:t>
             </w:r>
-            <w:hyperlink r:id="rId37">
+            <w:hyperlink r:id="rId38">
               <w:r>
                 <w:rPr>
                   <w:rStyle w:val="Hyperlink"/>
@@ -5517,18 +5541,18 @@
                 <wp:inline>
                   <wp:extent cx="152400" cy="152400"/>
                   <wp:effectExtent b="0" l="0" r="0" t="0"/>
-                  <wp:docPr descr="" title="" id="38" name="Picture"/>
+                  <wp:docPr descr="" title="" id="39" name="Picture"/>
                   <a:graphic>
                     <a:graphicData uri="http://schemas.openxmlformats.org/drawingml/2006/picture">
                       <pic:pic>
                         <pic:nvPicPr>
-                          <pic:cNvPr descr="/Applications/quarto/share/formats/docx/tip.png" id="39" name="Picture"/>
+                          <pic:cNvPr descr="/Applications/quarto/share/formats/docx/tip.png" id="40" name="Picture"/>
                           <pic:cNvPicPr>
                             <a:picLocks noChangeArrowheads="1" noChangeAspect="1"/>
                           </pic:cNvPicPr>
                         </pic:nvPicPr>
                         <pic:blipFill>
-                          <a:blip r:embed="rId26"/>
+                          <a:blip r:embed="rId27"/>
                           <a:stretch>
                             <a:fillRect/>
                           </a:stretch>
@@ -5844,18 +5868,18 @@
                 <wp:inline>
                   <wp:extent cx="152400" cy="152400"/>
                   <wp:effectExtent b="0" l="0" r="0" t="0"/>
-                  <wp:docPr descr="" title="" id="40" name="Picture"/>
+                  <wp:docPr descr="" title="" id="41" name="Picture"/>
                   <a:graphic>
                     <a:graphicData uri="http://schemas.openxmlformats.org/drawingml/2006/picture">
                       <pic:pic>
                         <pic:nvPicPr>
-                          <pic:cNvPr descr="/Applications/quarto/share/formats/docx/note.png" id="41" name="Picture"/>
+                          <pic:cNvPr descr="/Applications/quarto/share/formats/docx/note.png" id="42" name="Picture"/>
                           <pic:cNvPicPr>
                             <a:picLocks noChangeArrowheads="1" noChangeAspect="1"/>
                           </pic:cNvPicPr>
                         </pic:nvPicPr>
                         <pic:blipFill>
-                          <a:blip r:embed="rId23"/>
+                          <a:blip r:embed="rId24"/>
                           <a:stretch>
                             <a:fillRect/>
                           </a:stretch>
@@ -6536,8 +6560,8 @@
         </w:tc>
       </w:tr>
     </w:tbl>
-    <w:bookmarkEnd w:id="42"/>
-    <w:bookmarkStart w:id="58" w:name="variance-and-standard-deviation"/>
+    <w:bookmarkEnd w:id="43"/>
+    <w:bookmarkStart w:id="59" w:name="variance-and-standard-deviation"/>
     <w:p>
       <w:pPr>
         <w:pStyle w:val="Heading1"/>
@@ -6644,18 +6668,18 @@
                 <wp:inline>
                   <wp:extent cx="152400" cy="152400"/>
                   <wp:effectExtent b="0" l="0" r="0" t="0"/>
-                  <wp:docPr descr="" title="" id="43" name="Picture"/>
+                  <wp:docPr descr="" title="" id="44" name="Picture"/>
                   <a:graphic>
                     <a:graphicData uri="http://schemas.openxmlformats.org/drawingml/2006/picture">
                       <pic:pic>
                         <pic:nvPicPr>
-                          <pic:cNvPr descr="/Applications/quarto/share/formats/docx/note.png" id="44" name="Picture"/>
+                          <pic:cNvPr descr="/Applications/quarto/share/formats/docx/note.png" id="45" name="Picture"/>
                           <pic:cNvPicPr>
                             <a:picLocks noChangeArrowheads="1" noChangeAspect="1"/>
                           </pic:cNvPicPr>
                         </pic:nvPicPr>
                         <pic:blipFill>
-                          <a:blip r:embed="rId23"/>
+                          <a:blip r:embed="rId24"/>
                           <a:stretch>
                             <a:fillRect/>
                           </a:stretch>
@@ -7250,18 +7274,18 @@
                 <wp:inline>
                   <wp:extent cx="152400" cy="152400"/>
                   <wp:effectExtent b="0" l="0" r="0" t="0"/>
-                  <wp:docPr descr="" title="" id="45" name="Picture"/>
+                  <wp:docPr descr="" title="" id="46" name="Picture"/>
                   <a:graphic>
                     <a:graphicData uri="http://schemas.openxmlformats.org/drawingml/2006/picture">
                       <pic:pic>
                         <pic:nvPicPr>
-                          <pic:cNvPr descr="/Applications/quarto/share/formats/docx/tip.png" id="46" name="Picture"/>
+                          <pic:cNvPr descr="/Applications/quarto/share/formats/docx/tip.png" id="47" name="Picture"/>
                           <pic:cNvPicPr>
                             <a:picLocks noChangeArrowheads="1" noChangeAspect="1"/>
                           </pic:cNvPicPr>
                         </pic:nvPicPr>
                         <pic:blipFill>
-                          <a:blip r:embed="rId26"/>
+                          <a:blip r:embed="rId27"/>
                           <a:stretch>
                             <a:fillRect/>
                           </a:stretch>
@@ -7339,7 +7363,7 @@
             <w:r>
               <w:t xml:space="preserve"> </w:t>
             </w:r>
-            <w:hyperlink r:id="rId47">
+            <w:hyperlink r:id="rId48">
               <w:r>
                 <w:rPr>
                   <w:rStyle w:val="Hyperlink"/>
@@ -7406,18 +7430,18 @@
                 <wp:inline>
                   <wp:extent cx="152400" cy="152400"/>
                   <wp:effectExtent b="0" l="0" r="0" t="0"/>
-                  <wp:docPr descr="" title="" id="48" name="Picture"/>
+                  <wp:docPr descr="" title="" id="49" name="Picture"/>
                   <a:graphic>
                     <a:graphicData uri="http://schemas.openxmlformats.org/drawingml/2006/picture">
                       <pic:pic>
                         <pic:nvPicPr>
-                          <pic:cNvPr descr="/Applications/quarto/share/formats/docx/note.png" id="49" name="Picture"/>
+                          <pic:cNvPr descr="/Applications/quarto/share/formats/docx/note.png" id="50" name="Picture"/>
                           <pic:cNvPicPr>
                             <a:picLocks noChangeArrowheads="1" noChangeAspect="1"/>
                           </pic:cNvPicPr>
                         </pic:nvPicPr>
                         <pic:blipFill>
-                          <a:blip r:embed="rId23"/>
+                          <a:blip r:embed="rId24"/>
                           <a:stretch>
                             <a:fillRect/>
                           </a:stretch>
@@ -8588,18 +8612,18 @@
                 <wp:inline>
                   <wp:extent cx="152400" cy="152400"/>
                   <wp:effectExtent b="0" l="0" r="0" t="0"/>
-                  <wp:docPr descr="" title="" id="50" name="Picture"/>
+                  <wp:docPr descr="" title="" id="51" name="Picture"/>
                   <a:graphic>
                     <a:graphicData uri="http://schemas.openxmlformats.org/drawingml/2006/picture">
                       <pic:pic>
                         <pic:nvPicPr>
-                          <pic:cNvPr descr="/Applications/quarto/share/formats/docx/note.png" id="51" name="Picture"/>
+                          <pic:cNvPr descr="/Applications/quarto/share/formats/docx/note.png" id="52" name="Picture"/>
                           <pic:cNvPicPr>
                             <a:picLocks noChangeArrowheads="1" noChangeAspect="1"/>
                           </pic:cNvPicPr>
                         </pic:nvPicPr>
                         <pic:blipFill>
-                          <a:blip r:embed="rId23"/>
+                          <a:blip r:embed="rId24"/>
                           <a:stretch>
                             <a:fillRect/>
                           </a:stretch>
@@ -8923,18 +8947,18 @@
                 <wp:inline>
                   <wp:extent cx="152400" cy="152400"/>
                   <wp:effectExtent b="0" l="0" r="0" t="0"/>
-                  <wp:docPr descr="" title="" id="52" name="Picture"/>
+                  <wp:docPr descr="" title="" id="53" name="Picture"/>
                   <a:graphic>
                     <a:graphicData uri="http://schemas.openxmlformats.org/drawingml/2006/picture">
                       <pic:pic>
                         <pic:nvPicPr>
-                          <pic:cNvPr descr="/Applications/quarto/share/formats/docx/note.png" id="53" name="Picture"/>
+                          <pic:cNvPr descr="/Applications/quarto/share/formats/docx/note.png" id="54" name="Picture"/>
                           <pic:cNvPicPr>
                             <a:picLocks noChangeArrowheads="1" noChangeAspect="1"/>
                           </pic:cNvPicPr>
                         </pic:nvPicPr>
                         <pic:blipFill>
-                          <a:blip r:embed="rId23"/>
+                          <a:blip r:embed="rId24"/>
                           <a:stretch>
                             <a:fillRect/>
                           </a:stretch>
@@ -10817,18 +10841,18 @@
                 <wp:inline>
                   <wp:extent cx="152400" cy="152400"/>
                   <wp:effectExtent b="0" l="0" r="0" t="0"/>
-                  <wp:docPr descr="" title="" id="54" name="Picture"/>
+                  <wp:docPr descr="" title="" id="55" name="Picture"/>
                   <a:graphic>
                     <a:graphicData uri="http://schemas.openxmlformats.org/drawingml/2006/picture">
                       <pic:pic>
                         <pic:nvPicPr>
-                          <pic:cNvPr descr="/Applications/quarto/share/formats/docx/note.png" id="55" name="Picture"/>
+                          <pic:cNvPr descr="/Applications/quarto/share/formats/docx/note.png" id="56" name="Picture"/>
                           <pic:cNvPicPr>
                             <a:picLocks noChangeArrowheads="1" noChangeAspect="1"/>
                           </pic:cNvPicPr>
                         </pic:nvPicPr>
                         <pic:blipFill>
-                          <a:blip r:embed="rId23"/>
+                          <a:blip r:embed="rId24"/>
                           <a:stretch>
                             <a:fillRect/>
                           </a:stretch>
@@ -11373,18 +11397,18 @@
                 <wp:inline>
                   <wp:extent cx="152400" cy="152400"/>
                   <wp:effectExtent b="0" l="0" r="0" t="0"/>
-                  <wp:docPr descr="" title="" id="56" name="Picture"/>
+                  <wp:docPr descr="" title="" id="57" name="Picture"/>
                   <a:graphic>
                     <a:graphicData uri="http://schemas.openxmlformats.org/drawingml/2006/picture">
                       <pic:pic>
                         <pic:nvPicPr>
-                          <pic:cNvPr descr="/Applications/quarto/share/formats/docx/tip.png" id="57" name="Picture"/>
+                          <pic:cNvPr descr="/Applications/quarto/share/formats/docx/tip.png" id="58" name="Picture"/>
                           <pic:cNvPicPr>
                             <a:picLocks noChangeArrowheads="1" noChangeAspect="1"/>
                           </pic:cNvPicPr>
                         </pic:nvPicPr>
                         <pic:blipFill>
-                          <a:blip r:embed="rId26"/>
+                          <a:blip r:embed="rId27"/>
                           <a:stretch>
                             <a:fillRect/>
                           </a:stretch>
@@ -11652,8 +11676,8 @@
         </w:tc>
       </w:tr>
     </w:tbl>
-    <w:bookmarkEnd w:id="58"/>
-    <w:bookmarkStart w:id="72" w:name="Xd79092e2df1d2e59cb6a36e936943a9e97c983c"/>
+    <w:bookmarkEnd w:id="59"/>
+    <w:bookmarkStart w:id="73" w:name="Xd79092e2df1d2e59cb6a36e936943a9e97c983c"/>
     <w:p>
       <w:pPr>
         <w:pStyle w:val="Heading1"/>
@@ -11672,7 +11696,7 @@
       <w:r>
         <w:t xml:space="preserve"> </w:t>
       </w:r>
-      <w:hyperlink r:id="rId59">
+      <w:hyperlink r:id="rId60">
         <w:r>
           <w:rPr>
             <w:rStyle w:val="Hyperlink"/>
@@ -11787,18 +11811,18 @@
           <wp:inline>
             <wp:extent cx="2971800" cy="2635945"/>
             <wp:effectExtent b="0" l="0" r="0" t="0"/>
-            <wp:docPr descr="The normal distribution with mean \mu = 0 and variance \sigma^2 = 1." title="" id="61" name="Picture"/>
+            <wp:docPr descr="The normal distribution with mean \mu = 0 and variance \sigma^2 = 1." title="" id="62" name="Picture"/>
             <a:graphic>
               <a:graphicData uri="http://schemas.openxmlformats.org/drawingml/2006/picture">
                 <pic:pic>
                   <pic:nvPicPr>
-                    <pic:cNvPr descr="./FiguresPNG/expectedvariance-fig1.png" id="62" name="Picture"/>
+                    <pic:cNvPr descr="./FiguresPNG/expectedvariance-fig1.png" id="63" name="Picture"/>
                     <pic:cNvPicPr>
                       <a:picLocks noChangeArrowheads="1" noChangeAspect="1"/>
                     </pic:cNvPicPr>
                   </pic:nvPicPr>
                   <pic:blipFill>
-                    <a:blip r:embed="rId60"/>
+                    <a:blip r:embed="rId61"/>
                     <a:stretch>
                       <a:fillRect/>
                     </a:stretch>
@@ -11960,18 +11984,18 @@
           <wp:inline>
             <wp:extent cx="2971800" cy="2635945"/>
             <wp:effectExtent b="0" l="0" r="0" t="0"/>
-            <wp:docPr descr="The normal distribution with mean \mu = -2 and variance \sigma^2 = 1." title="" id="64" name="Picture"/>
+            <wp:docPr descr="The normal distribution with mean \mu = -2 and variance \sigma^2 = 1." title="" id="65" name="Picture"/>
             <a:graphic>
               <a:graphicData uri="http://schemas.openxmlformats.org/drawingml/2006/picture">
                 <pic:pic>
                   <pic:nvPicPr>
-                    <pic:cNvPr descr="./FiguresPNG/expectedvariance-fig2.png" id="65" name="Picture"/>
+                    <pic:cNvPr descr="./FiguresPNG/expectedvariance-fig2.png" id="66" name="Picture"/>
                     <pic:cNvPicPr>
                       <a:picLocks noChangeArrowheads="1" noChangeAspect="1"/>
                     </pic:cNvPicPr>
                   </pic:nvPicPr>
                   <pic:blipFill>
-                    <a:blip r:embed="rId63"/>
+                    <a:blip r:embed="rId64"/>
                     <a:stretch>
                       <a:fillRect/>
                     </a:stretch>
@@ -12139,18 +12163,18 @@
           <wp:inline>
             <wp:extent cx="2971800" cy="2635945"/>
             <wp:effectExtent b="0" l="0" r="0" t="0"/>
-            <wp:docPr descr="The normal distribution with mean \mu = -2 and variance \sigma^2 = 0.5." title="" id="67" name="Picture"/>
+            <wp:docPr descr="The normal distribution with mean \mu = -2 and variance \sigma^2 = 0.5." title="" id="68" name="Picture"/>
             <a:graphic>
               <a:graphicData uri="http://schemas.openxmlformats.org/drawingml/2006/picture">
                 <pic:pic>
                   <pic:nvPicPr>
-                    <pic:cNvPr descr="./FiguresPNG/expectedvariance-fig3.png" id="68" name="Picture"/>
+                    <pic:cNvPr descr="./FiguresPNG/expectedvariance-fig3.png" id="69" name="Picture"/>
                     <pic:cNvPicPr>
                       <a:picLocks noChangeArrowheads="1" noChangeAspect="1"/>
                     </pic:cNvPicPr>
                   </pic:nvPicPr>
                   <pic:blipFill>
-                    <a:blip r:embed="rId66"/>
+                    <a:blip r:embed="rId67"/>
                     <a:stretch>
                       <a:fillRect/>
                     </a:stretch>
@@ -12318,18 +12342,18 @@
           <wp:inline>
             <wp:extent cx="2971800" cy="2635945"/>
             <wp:effectExtent b="0" l="0" r="0" t="0"/>
-            <wp:docPr descr="The normal distribution with mean \mu = -2 and variance \sigma^2 = 4." title="" id="70" name="Picture"/>
+            <wp:docPr descr="The normal distribution with mean \mu = -2 and variance \sigma^2 = 4." title="" id="71" name="Picture"/>
             <a:graphic>
               <a:graphicData uri="http://schemas.openxmlformats.org/drawingml/2006/picture">
                 <pic:pic>
                   <pic:nvPicPr>
-                    <pic:cNvPr descr="./FiguresPNG/expectedvariance-fig4.png" id="71" name="Picture"/>
+                    <pic:cNvPr descr="./FiguresPNG/expectedvariance-fig4.png" id="72" name="Picture"/>
                     <pic:cNvPicPr>
                       <a:picLocks noChangeArrowheads="1" noChangeAspect="1"/>
                     </pic:cNvPicPr>
                   </pic:nvPicPr>
                   <pic:blipFill>
-                    <a:blip r:embed="rId69"/>
+                    <a:blip r:embed="rId70"/>
                     <a:stretch>
                       <a:fillRect/>
                     </a:stretch>
@@ -12430,8 +12454,8 @@
         <w:t xml:space="preserve">You can see dynamic versions of these figures on the html version of this guide.</w:t>
       </w:r>
     </w:p>
-    <w:bookmarkEnd w:id="72"/>
-    <w:bookmarkStart w:id="73" w:name="quick-check-problems"/>
+    <w:bookmarkEnd w:id="73"/>
+    <w:bookmarkStart w:id="74" w:name="quick-check-problems"/>
     <w:p>
       <w:pPr>
         <w:pStyle w:val="Heading1"/>
@@ -12519,8 +12543,8 @@
         <w:t xml:space="preserve">Using the results from Examples 1 and 4 and the properties of expected values and variance, find the expected value and variance for rolling three fair 6-sided dice. You can assume that the events are independent of each other.</w:t>
       </w:r>
     </w:p>
-    <w:bookmarkEnd w:id="73"/>
-    <w:bookmarkStart w:id="78" w:name="further-reading"/>
+    <w:bookmarkEnd w:id="74"/>
+    <w:bookmarkStart w:id="79" w:name="further-reading"/>
     <w:p>
       <w:pPr>
         <w:pStyle w:val="Heading1"/>
@@ -12533,7 +12557,7 @@
       <w:pPr>
         <w:pStyle w:val="FirstParagraph"/>
       </w:pPr>
-      <w:hyperlink r:id="rId74">
+      <w:hyperlink r:id="rId75">
         <w:r>
           <w:rPr>
             <w:rStyle w:val="Hyperlink"/>
@@ -12546,7 +12570,7 @@
       <w:pPr>
         <w:pStyle w:val="BodyText"/>
       </w:pPr>
-      <w:hyperlink r:id="rId75">
+      <w:hyperlink r:id="rId76">
         <w:r>
           <w:rPr>
             <w:rStyle w:val="Hyperlink"/>
@@ -12565,7 +12589,7 @@
       <w:r>
         <w:t xml:space="preserve"> </w:t>
       </w:r>
-      <w:hyperlink r:id="rId59">
+      <w:hyperlink r:id="rId60">
         <w:r>
           <w:rPr>
             <w:rStyle w:val="Hyperlink"/>
@@ -12574,7 +12598,7 @@
         </w:r>
       </w:hyperlink>
     </w:p>
-    <w:bookmarkStart w:id="77" w:name="version-history-and-licensing"/>
+    <w:bookmarkStart w:id="78" w:name="version-history-and-licensing"/>
     <w:p>
       <w:pPr>
         <w:pStyle w:val="Heading2"/>
@@ -12595,7 +12619,7 @@
       <w:pPr>
         <w:pStyle w:val="BodyText"/>
       </w:pPr>
-      <w:hyperlink r:id="rId76">
+      <w:hyperlink r:id="rId77">
         <w:r>
           <w:rPr>
             <w:rStyle w:val="Hyperlink"/>
@@ -12604,8 +12628,8 @@
         </w:r>
       </w:hyperlink>
     </w:p>
-    <w:bookmarkEnd w:id="77"/>
     <w:bookmarkEnd w:id="78"/>
+    <w:bookmarkEnd w:id="79"/>
     <w:sectPr>
       <w:pgSz w:h="15840" w:w="12240"/>
       <w:pgMar w:bottom="1440" w:footer="720" w:gutter="0" w:header="720" w:left="1440" w:right="1440" w:top="1440"/>
